--- a/系统开发说明书_A3_LearnLab.docx
+++ b/系统开发说明书_A3_LearnLab.docx
@@ -163,25 +163,7 @@
           <w:i w:val="0"/>
           <w:sz w:val="21"/>
         </w:rPr>
-        <w:t>[需求分析](#1-需求分析)</w:t>
-      </w:r>
-      <w:r>
-        <w:rPr>
-          <w:rFonts w:ascii="微软雅黑" w:hAnsi="微软雅黑" w:eastAsia="微软雅黑"/>
-          <w:b w:val="0"/>
-          <w:i w:val="0"/>
-          <w:sz w:val="21"/>
-        </w:rPr>
-        <w:t>需求分析</w:t>
-      </w:r>
-      <w:r>
-        <w:rPr>
-          <w:rFonts w:ascii="微软雅黑" w:hAnsi="微软雅黑" w:eastAsia="微软雅黑"/>
-          <w:b w:val="0"/>
-          <w:i w:val="0"/>
-          <w:sz w:val="21"/>
-        </w:rPr>
-        <w:t>#1-需求分析</w:t>
+        <w:t>[需求分析](#1-需求分析)需求分析#1-需求分析</w:t>
       </w:r>
     </w:p>
     <w:p>
@@ -196,25 +178,7 @@
           <w:i w:val="0"/>
           <w:sz w:val="21"/>
         </w:rPr>
-        <w:t>[系统总体设计](#2-系统总体设计)</w:t>
-      </w:r>
-      <w:r>
-        <w:rPr>
-          <w:rFonts w:ascii="微软雅黑" w:hAnsi="微软雅黑" w:eastAsia="微软雅黑"/>
-          <w:b w:val="0"/>
-          <w:i w:val="0"/>
-          <w:sz w:val="21"/>
-        </w:rPr>
-        <w:t>系统总体设计</w:t>
-      </w:r>
-      <w:r>
-        <w:rPr>
-          <w:rFonts w:ascii="微软雅黑" w:hAnsi="微软雅黑" w:eastAsia="微软雅黑"/>
-          <w:b w:val="0"/>
-          <w:i w:val="0"/>
-          <w:sz w:val="21"/>
-        </w:rPr>
-        <w:t>#2-系统总体设计</w:t>
+        <w:t>[系统总体设计](#2-系统总体设计)系统总体设计#2-系统总体设计</w:t>
       </w:r>
     </w:p>
     <w:p>
@@ -229,25 +193,7 @@
           <w:i w:val="0"/>
           <w:sz w:val="21"/>
         </w:rPr>
-        <w:t>[多智能体系统设计](#3-多智能体系统设计)</w:t>
-      </w:r>
-      <w:r>
-        <w:rPr>
-          <w:rFonts w:ascii="微软雅黑" w:hAnsi="微软雅黑" w:eastAsia="微软雅黑"/>
-          <w:b w:val="0"/>
-          <w:i w:val="0"/>
-          <w:sz w:val="21"/>
-        </w:rPr>
-        <w:t>多智能体系统设计</w:t>
-      </w:r>
-      <w:r>
-        <w:rPr>
-          <w:rFonts w:ascii="微软雅黑" w:hAnsi="微软雅黑" w:eastAsia="微软雅黑"/>
-          <w:b w:val="0"/>
-          <w:i w:val="0"/>
-          <w:sz w:val="21"/>
-        </w:rPr>
-        <w:t>#3-多智能体系统设计</w:t>
+        <w:t>[多智能体系统设计](#3-多智能体系统设计)多智能体系统设计#3-多智能体系统设计</w:t>
       </w:r>
     </w:p>
     <w:p>
@@ -262,25 +208,7 @@
           <w:i w:val="0"/>
           <w:sz w:val="21"/>
         </w:rPr>
-        <w:t>[前端设计](#4-前端设计)</w:t>
-      </w:r>
-      <w:r>
-        <w:rPr>
-          <w:rFonts w:ascii="微软雅黑" w:hAnsi="微软雅黑" w:eastAsia="微软雅黑"/>
-          <w:b w:val="0"/>
-          <w:i w:val="0"/>
-          <w:sz w:val="21"/>
-        </w:rPr>
-        <w:t>前端设计</w:t>
-      </w:r>
-      <w:r>
-        <w:rPr>
-          <w:rFonts w:ascii="微软雅黑" w:hAnsi="微软雅黑" w:eastAsia="微软雅黑"/>
-          <w:b w:val="0"/>
-          <w:i w:val="0"/>
-          <w:sz w:val="21"/>
-        </w:rPr>
-        <w:t>#4-前端设计</w:t>
+        <w:t>[前端设计](#4-前端设计)前端设计#4-前端设计</w:t>
       </w:r>
     </w:p>
     <w:p>
@@ -295,25 +223,7 @@
           <w:i w:val="0"/>
           <w:sz w:val="21"/>
         </w:rPr>
-        <w:t>[后端设计](#5-后端设计)</w:t>
-      </w:r>
-      <w:r>
-        <w:rPr>
-          <w:rFonts w:ascii="微软雅黑" w:hAnsi="微软雅黑" w:eastAsia="微软雅黑"/>
-          <w:b w:val="0"/>
-          <w:i w:val="0"/>
-          <w:sz w:val="21"/>
-        </w:rPr>
-        <w:t>后端设计</w:t>
-      </w:r>
-      <w:r>
-        <w:rPr>
-          <w:rFonts w:ascii="微软雅黑" w:hAnsi="微软雅黑" w:eastAsia="微软雅黑"/>
-          <w:b w:val="0"/>
-          <w:i w:val="0"/>
-          <w:sz w:val="21"/>
-        </w:rPr>
-        <w:t>#5-后端设计</w:t>
+        <w:t>[后端设计](#5-后端设计)后端设计#5-后端设计</w:t>
       </w:r>
     </w:p>
     <w:p>
@@ -328,25 +238,7 @@
           <w:i w:val="0"/>
           <w:sz w:val="21"/>
         </w:rPr>
-        <w:t>[核心算法设计](#6-核心算法设计)</w:t>
-      </w:r>
-      <w:r>
-        <w:rPr>
-          <w:rFonts w:ascii="微软雅黑" w:hAnsi="微软雅黑" w:eastAsia="微软雅黑"/>
-          <w:b w:val="0"/>
-          <w:i w:val="0"/>
-          <w:sz w:val="21"/>
-        </w:rPr>
-        <w:t>核心算法设计</w:t>
-      </w:r>
-      <w:r>
-        <w:rPr>
-          <w:rFonts w:ascii="微软雅黑" w:hAnsi="微软雅黑" w:eastAsia="微软雅黑"/>
-          <w:b w:val="0"/>
-          <w:i w:val="0"/>
-          <w:sz w:val="21"/>
-        </w:rPr>
-        <w:t>#6-核心算法设计</w:t>
+        <w:t>[核心算法设计](#6-核心算法设计)核心算法设计#6-核心算法设计</w:t>
       </w:r>
     </w:p>
     <w:p>
@@ -361,25 +253,7 @@
           <w:i w:val="0"/>
           <w:sz w:val="21"/>
         </w:rPr>
-        <w:t>[系统集成方案](#7-系统集成方案)</w:t>
-      </w:r>
-      <w:r>
-        <w:rPr>
-          <w:rFonts w:ascii="微软雅黑" w:hAnsi="微软雅黑" w:eastAsia="微软雅黑"/>
-          <w:b w:val="0"/>
-          <w:i w:val="0"/>
-          <w:sz w:val="21"/>
-        </w:rPr>
-        <w:t>系统集成方案</w:t>
-      </w:r>
-      <w:r>
-        <w:rPr>
-          <w:rFonts w:ascii="微软雅黑" w:hAnsi="微软雅黑" w:eastAsia="微软雅黑"/>
-          <w:b w:val="0"/>
-          <w:i w:val="0"/>
-          <w:sz w:val="21"/>
-        </w:rPr>
-        <w:t>#7-系统集成方案</w:t>
+        <w:t>[系统集成方案](#7-系统集成方案)系统集成方案#7-系统集成方案</w:t>
       </w:r>
     </w:p>
     <w:p>
@@ -394,25 +268,7 @@
           <w:i w:val="0"/>
           <w:sz w:val="21"/>
         </w:rPr>
-        <w:t>[性能与体验优化](#8-性能与体验优化)</w:t>
-      </w:r>
-      <w:r>
-        <w:rPr>
-          <w:rFonts w:ascii="微软雅黑" w:hAnsi="微软雅黑" w:eastAsia="微软雅黑"/>
-          <w:b w:val="0"/>
-          <w:i w:val="0"/>
-          <w:sz w:val="21"/>
-        </w:rPr>
-        <w:t>性能与体验优化</w:t>
-      </w:r>
-      <w:r>
-        <w:rPr>
-          <w:rFonts w:ascii="微软雅黑" w:hAnsi="微软雅黑" w:eastAsia="微软雅黑"/>
-          <w:b w:val="0"/>
-          <w:i w:val="0"/>
-          <w:sz w:val="21"/>
-        </w:rPr>
-        <w:t>#8-性能与体验优化</w:t>
+        <w:t>[性能与体验优化](#8-性能与体验优化)性能与体验优化#8-性能与体验优化</w:t>
       </w:r>
     </w:p>
     <w:p>
@@ -427,25 +283,7 @@
           <w:i w:val="0"/>
           <w:sz w:val="21"/>
         </w:rPr>
-        <w:t>[AI技术融合详述](#9-ai技术融合详述)</w:t>
-      </w:r>
-      <w:r>
-        <w:rPr>
-          <w:rFonts w:ascii="微软雅黑" w:hAnsi="微软雅黑" w:eastAsia="微软雅黑"/>
-          <w:b w:val="0"/>
-          <w:i w:val="0"/>
-          <w:sz w:val="21"/>
-        </w:rPr>
-        <w:t>AI技术融合详述</w:t>
-      </w:r>
-      <w:r>
-        <w:rPr>
-          <w:rFonts w:ascii="微软雅黑" w:hAnsi="微软雅黑" w:eastAsia="微软雅黑"/>
-          <w:b w:val="0"/>
-          <w:i w:val="0"/>
-          <w:sz w:val="21"/>
-        </w:rPr>
-        <w:t>#9-ai技术融合详述</w:t>
+        <w:t>[AI技术融合详述](#9-ai技术融合详述)AI技术融合详述#9-ai技术融合详述</w:t>
       </w:r>
     </w:p>
     <w:p>
@@ -460,25 +298,7 @@
           <w:i w:val="0"/>
           <w:sz w:val="21"/>
         </w:rPr>
-        <w:t>[自主创新点总结](#10-自主创新点总结)</w:t>
-      </w:r>
-      <w:r>
-        <w:rPr>
-          <w:rFonts w:ascii="微软雅黑" w:hAnsi="微软雅黑" w:eastAsia="微软雅黑"/>
-          <w:b w:val="0"/>
-          <w:i w:val="0"/>
-          <w:sz w:val="21"/>
-        </w:rPr>
-        <w:t>自主创新点总结</w:t>
-      </w:r>
-      <w:r>
-        <w:rPr>
-          <w:rFonts w:ascii="微软雅黑" w:hAnsi="微软雅黑" w:eastAsia="微软雅黑"/>
-          <w:b w:val="0"/>
-          <w:i w:val="0"/>
-          <w:sz w:val="21"/>
-        </w:rPr>
-        <w:t>#10-自主创新点总结</w:t>
+        <w:t>[自主创新点总结](#10-自主创新点总结)自主创新点总结#10-自主创新点总结</w:t>
       </w:r>
     </w:p>
     <w:p>
@@ -493,25 +313,7 @@
           <w:i w:val="0"/>
           <w:sz w:val="21"/>
         </w:rPr>
-        <w:t>[部署方案](#11-部署方案)</w:t>
-      </w:r>
-      <w:r>
-        <w:rPr>
-          <w:rFonts w:ascii="微软雅黑" w:hAnsi="微软雅黑" w:eastAsia="微软雅黑"/>
-          <w:b w:val="0"/>
-          <w:i w:val="0"/>
-          <w:sz w:val="21"/>
-        </w:rPr>
-        <w:t>部署方案</w:t>
-      </w:r>
-      <w:r>
-        <w:rPr>
-          <w:rFonts w:ascii="微软雅黑" w:hAnsi="微软雅黑" w:eastAsia="微软雅黑"/>
-          <w:b w:val="0"/>
-          <w:i w:val="0"/>
-          <w:sz w:val="21"/>
-        </w:rPr>
-        <w:t>#11-部署方案</w:t>
+        <w:t>[部署方案](#11-部署方案)部署方案#11-部署方案</w:t>
       </w:r>
     </w:p>
     <w:p>
@@ -526,25 +328,7 @@
           <w:i w:val="0"/>
           <w:sz w:val="21"/>
         </w:rPr>
-        <w:t>[开源工具与框架说明](#12-开源工具与框架说明)</w:t>
-      </w:r>
-      <w:r>
-        <w:rPr>
-          <w:rFonts w:ascii="微软雅黑" w:hAnsi="微软雅黑" w:eastAsia="微软雅黑"/>
-          <w:b w:val="0"/>
-          <w:i w:val="0"/>
-          <w:sz w:val="21"/>
-        </w:rPr>
-        <w:t>开源工具与框架说明</w:t>
-      </w:r>
-      <w:r>
-        <w:rPr>
-          <w:rFonts w:ascii="微软雅黑" w:hAnsi="微软雅黑" w:eastAsia="微软雅黑"/>
-          <w:b w:val="0"/>
-          <w:i w:val="0"/>
-          <w:sz w:val="21"/>
-        </w:rPr>
-        <w:t>#12-开源工具与框架说明</w:t>
+        <w:t>[开源工具与框架说明](#12-开源工具与框架说明)开源工具与框架说明#12-开源工具与框架说明</w:t>
       </w:r>
     </w:p>
     <w:p>
@@ -559,25 +343,7 @@
           <w:i w:val="0"/>
           <w:sz w:val="21"/>
         </w:rPr>
-        <w:t>[AI编码工具使用说明](#13-ai编码工具使用说明)</w:t>
-      </w:r>
-      <w:r>
-        <w:rPr>
-          <w:rFonts w:ascii="微软雅黑" w:hAnsi="微软雅黑" w:eastAsia="微软雅黑"/>
-          <w:b w:val="0"/>
-          <w:i w:val="0"/>
-          <w:sz w:val="21"/>
-        </w:rPr>
-        <w:t>AI编码工具使用说明</w:t>
-      </w:r>
-      <w:r>
-        <w:rPr>
-          <w:rFonts w:ascii="微软雅黑" w:hAnsi="微软雅黑" w:eastAsia="微软雅黑"/>
-          <w:b w:val="0"/>
-          <w:i w:val="0"/>
-          <w:sz w:val="21"/>
-        </w:rPr>
-        <w:t>#13-ai编码工具使用说明</w:t>
+        <w:t>[AI编码工具使用说明](#13-ai编码工具使用说明)AI编码工具使用说明#13-ai编码工具使用说明</w:t>
       </w:r>
     </w:p>
     <w:p>
@@ -592,25 +358,7 @@
           <w:i w:val="0"/>
           <w:sz w:val="21"/>
         </w:rPr>
-        <w:t>[多智能体框架说明](#14-多智能体框架说明)</w:t>
-      </w:r>
-      <w:r>
-        <w:rPr>
-          <w:rFonts w:ascii="微软雅黑" w:hAnsi="微软雅黑" w:eastAsia="微软雅黑"/>
-          <w:b w:val="0"/>
-          <w:i w:val="0"/>
-          <w:sz w:val="21"/>
-        </w:rPr>
-        <w:t>多智能体框架说明</w:t>
-      </w:r>
-      <w:r>
-        <w:rPr>
-          <w:rFonts w:ascii="微软雅黑" w:hAnsi="微软雅黑" w:eastAsia="微软雅黑"/>
-          <w:b w:val="0"/>
-          <w:i w:val="0"/>
-          <w:sz w:val="21"/>
-        </w:rPr>
-        <w:t>#14-多智能体框架说明</w:t>
+        <w:t>[多智能体框架说明](#14-多智能体框架说明)多智能体框架说明#14-多智能体框架说明</w:t>
       </w:r>
     </w:p>
     <w:p>
@@ -2094,7 +1842,7 @@
                 <w:rFonts w:ascii="微软雅黑" w:hAnsi="微软雅黑" w:eastAsia="微软雅黑"/>
                 <w:sz w:val="18"/>
               </w:rPr>
-              <w:t>简化BKT模型，逻辑或近似</w:t>
+              <w:t>完整BKT（pyBKT/EM参数估计）；无完整模型时保留逻辑或近似回退</w:t>
             </w:r>
           </w:p>
         </w:tc>
@@ -2335,7 +2083,7 @@
         <w:br/>
         <w:t>│  FastAPI + LangGraph（多智能体编排）+ SQLAlchemy + SQLite         │</w:t>
         <w:br/>
-        <w:t>│  12个智能体 + 36个API路由模块 + 23个数据模型 + 4个学习算法        │</w:t>
+        <w:t>│  12个智能体 + 36个API路由模块 + 23个数据模型 + 多类学习算法        │</w:t>
         <w:br/>
         <w:t>├─────────────────────────────────────────────────────────────────┤</w:t>
         <w:br/>
@@ -4417,34 +4165,7 @@
           <w:i w:val="0"/>
           <w:sz w:val="21"/>
         </w:rPr>
-        <w:t xml:space="preserve">所有智能体继承 </w:t>
-      </w:r>
-      <w:r>
-        <w:rPr>
-          <w:rFonts w:ascii="微软雅黑" w:hAnsi="微软雅黑" w:eastAsia="微软雅黑"/>
-          <w:b w:val="0"/>
-          <w:i w:val="0"/>
-          <w:sz w:val="21"/>
-        </w:rPr>
-        <w:t>`BaseAgent`</w:t>
-      </w:r>
-      <w:r>
-        <w:rPr>
-          <w:rFonts w:ascii="微软雅黑" w:hAnsi="微软雅黑" w:eastAsia="微软雅黑"/>
-          <w:b w:val="0"/>
-          <w:i w:val="0"/>
-          <w:sz w:val="21"/>
-        </w:rPr>
-        <w:t>BaseAgent</w:t>
-      </w:r>
-      <w:r>
-        <w:rPr>
-          <w:rFonts w:ascii="微软雅黑" w:hAnsi="微软雅黑" w:eastAsia="微软雅黑"/>
-          <w:b w:val="0"/>
-          <w:i w:val="0"/>
-          <w:sz w:val="21"/>
-        </w:rPr>
-        <w:t>，提供统一的基础能力：</w:t>
+        <w:t>所有智能体继承 `BaseAgent`BaseAgent，提供统一的基础能力：</w:t>
       </w:r>
     </w:p>
     <w:p>
@@ -4704,34 +4425,7 @@
           <w:i w:val="0"/>
           <w:sz w:val="21"/>
         </w:rPr>
-        <w:t xml:space="preserve">仅缓存 </w:t>
-      </w:r>
-      <w:r>
-        <w:rPr>
-          <w:rFonts w:ascii="微软雅黑" w:hAnsi="微软雅黑" w:eastAsia="微软雅黑"/>
-          <w:b w:val="0"/>
-          <w:i w:val="0"/>
-          <w:sz w:val="21"/>
-        </w:rPr>
-        <w:t>`status=="success"`</w:t>
-      </w:r>
-      <w:r>
-        <w:rPr>
-          <w:rFonts w:ascii="微软雅黑" w:hAnsi="微软雅黑" w:eastAsia="微软雅黑"/>
-          <w:b w:val="0"/>
-          <w:i w:val="0"/>
-          <w:sz w:val="21"/>
-        </w:rPr>
-        <w:t>status=="success"</w:t>
-      </w:r>
-      <w:r>
-        <w:rPr>
-          <w:rFonts w:ascii="微软雅黑" w:hAnsi="微软雅黑" w:eastAsia="微软雅黑"/>
-          <w:b w:val="0"/>
-          <w:i w:val="0"/>
-          <w:sz w:val="21"/>
-        </w:rPr>
-        <w:t xml:space="preserve"> 的结果</w:t>
+        <w:t>仅缓存 `status=="success"`status=="success" 的结果</w:t>
       </w:r>
     </w:p>
     <w:p>
@@ -5077,34 +4771,7 @@
           <w:i w:val="0"/>
           <w:sz w:val="21"/>
         </w:rPr>
-        <w:t xml:space="preserve">遵循 </w:t>
-      </w:r>
-      <w:r>
-        <w:rPr>
-          <w:rFonts w:ascii="微软雅黑" w:hAnsi="微软雅黑" w:eastAsia="微软雅黑"/>
-          <w:b w:val="0"/>
-          <w:i w:val="0"/>
-          <w:sz w:val="21"/>
-        </w:rPr>
-        <w:t>`PRODUCT.md`</w:t>
-      </w:r>
-      <w:r>
-        <w:rPr>
-          <w:rFonts w:ascii="微软雅黑" w:hAnsi="微软雅黑" w:eastAsia="微软雅黑"/>
-          <w:b w:val="0"/>
-          <w:i w:val="0"/>
-          <w:sz w:val="21"/>
-        </w:rPr>
-        <w:t>PRODUCT.md</w:t>
-      </w:r>
-      <w:r>
-        <w:rPr>
-          <w:rFonts w:ascii="微软雅黑" w:hAnsi="微软雅黑" w:eastAsia="微软雅黑"/>
-          <w:b w:val="0"/>
-          <w:i w:val="0"/>
-          <w:sz w:val="21"/>
-        </w:rPr>
-        <w:t xml:space="preserve"> 中定义的设计原则：</w:t>
+        <w:t>遵循 `PRODUCT.md`PRODUCT.md 中定义的设计原则：</w:t>
       </w:r>
     </w:p>
     <w:p>
@@ -7891,7 +7558,7 @@
         <w:br/>
         <w:t>├── schemas/          # Pydantic请求/响应模型</w:t>
         <w:br/>
-        <w:t>├── algorithms/       # 4个学习算法</w:t>
+        <w:t>├── algorithms/       # 多类学习算法（ADPP、BKT、GKT、IRT、NCD、FSRS、MAB等）</w:t>
         <w:br/>
         <w:t>├── services/         # 7个业务服务</w:t>
         <w:br/>
@@ -7939,34 +7606,7 @@
           <w:i w:val="0"/>
           <w:sz w:val="21"/>
         </w:rPr>
-        <w:t xml:space="preserve">基于 </w:t>
-      </w:r>
-      <w:r>
-        <w:rPr>
-          <w:rFonts w:ascii="微软雅黑" w:hAnsi="微软雅黑" w:eastAsia="微软雅黑"/>
-          <w:b w:val="0"/>
-          <w:i w:val="0"/>
-          <w:sz w:val="21"/>
-        </w:rPr>
-        <w:t>`pydantic-settings`</w:t>
-      </w:r>
-      <w:r>
-        <w:rPr>
-          <w:rFonts w:ascii="微软雅黑" w:hAnsi="微软雅黑" w:eastAsia="微软雅黑"/>
-          <w:b w:val="0"/>
-          <w:i w:val="0"/>
-          <w:sz w:val="21"/>
-        </w:rPr>
-        <w:t>pydantic-settings</w:t>
-      </w:r>
-      <w:r>
-        <w:rPr>
-          <w:rFonts w:ascii="微软雅黑" w:hAnsi="微软雅黑" w:eastAsia="微软雅黑"/>
-          <w:b w:val="0"/>
-          <w:i w:val="0"/>
-          <w:sz w:val="21"/>
-        </w:rPr>
-        <w:t>，支持环境变量加载：</w:t>
+        <w:t>基于 `pydantic-settings`pydantic-settings，支持环境变量加载：</w:t>
       </w:r>
     </w:p>
     <w:tbl>
@@ -8472,25 +8112,7 @@
           <w:i w:val="0"/>
           <w:sz w:val="21"/>
         </w:rPr>
-        <w:t>`check_input()`</w:t>
-      </w:r>
-      <w:r>
-        <w:rPr>
-          <w:rFonts w:ascii="微软雅黑" w:hAnsi="微软雅黑" w:eastAsia="微软雅黑"/>
-          <w:b w:val="0"/>
-          <w:i w:val="0"/>
-          <w:sz w:val="21"/>
-        </w:rPr>
-        <w:t>check_input()</w:t>
-      </w:r>
-      <w:r>
-        <w:rPr>
-          <w:rFonts w:ascii="微软雅黑" w:hAnsi="微软雅黑" w:eastAsia="微软雅黑"/>
-          <w:b w:val="0"/>
-          <w:i w:val="0"/>
-          <w:sz w:val="21"/>
-        </w:rPr>
-        <w:t>：预编译正则匹配15个敏感词</w:t>
+        <w:t>`check_input()`check_input()：预编译正则匹配15个敏感词</w:t>
       </w:r>
     </w:p>
     <w:p>
@@ -8505,25 +8127,7 @@
           <w:i w:val="0"/>
           <w:sz w:val="21"/>
         </w:rPr>
-        <w:t>`sanitize_prompt()`</w:t>
-      </w:r>
-      <w:r>
-        <w:rPr>
-          <w:rFonts w:ascii="微软雅黑" w:hAnsi="微软雅黑" w:eastAsia="微软雅黑"/>
-          <w:b w:val="0"/>
-          <w:i w:val="0"/>
-          <w:sz w:val="21"/>
-        </w:rPr>
-        <w:t>sanitize_prompt()</w:t>
-      </w:r>
-      <w:r>
-        <w:rPr>
-          <w:rFonts w:ascii="微软雅黑" w:hAnsi="微软雅黑" w:eastAsia="微软雅黑"/>
-          <w:b w:val="0"/>
-          <w:i w:val="0"/>
-          <w:sz w:val="21"/>
-        </w:rPr>
-        <w:t>：自动追加安全约束，未成年人（&lt; 18岁）额外温和保护</w:t>
+        <w:t>`sanitize_prompt()`sanitize_prompt()：自动追加安全约束，未成年人（&lt; 18岁）额外温和保护</w:t>
       </w:r>
     </w:p>
     <w:p>
@@ -8557,25 +8161,7 @@
           <w:i w:val="0"/>
           <w:sz w:val="21"/>
         </w:rPr>
-        <w:t>`verify_json_schema()`</w:t>
-      </w:r>
-      <w:r>
-        <w:rPr>
-          <w:rFonts w:ascii="微软雅黑" w:hAnsi="微软雅黑" w:eastAsia="微软雅黑"/>
-          <w:b w:val="0"/>
-          <w:i w:val="0"/>
-          <w:sz w:val="21"/>
-        </w:rPr>
-        <w:t>verify_json_schema()</w:t>
-      </w:r>
-      <w:r>
-        <w:rPr>
-          <w:rFonts w:ascii="微软雅黑" w:hAnsi="微软雅黑" w:eastAsia="微软雅黑"/>
-          <w:b w:val="0"/>
-          <w:i w:val="0"/>
-          <w:sz w:val="21"/>
-        </w:rPr>
-        <w:t>：JSON必要字段验证</w:t>
+        <w:t>`verify_json_schema()`verify_json_schema()：JSON必要字段验证</w:t>
       </w:r>
     </w:p>
     <w:p>
@@ -8590,25 +8176,7 @@
           <w:i w:val="0"/>
           <w:sz w:val="21"/>
         </w:rPr>
-        <w:t>`verify_code_output()`</w:t>
-      </w:r>
-      <w:r>
-        <w:rPr>
-          <w:rFonts w:ascii="微软雅黑" w:hAnsi="微软雅黑" w:eastAsia="微软雅黑"/>
-          <w:b w:val="0"/>
-          <w:i w:val="0"/>
-          <w:sz w:val="21"/>
-        </w:rPr>
-        <w:t>verify_code_output()</w:t>
-      </w:r>
-      <w:r>
-        <w:rPr>
-          <w:rFonts w:ascii="微软雅黑" w:hAnsi="微软雅黑" w:eastAsia="微软雅黑"/>
-          <w:b w:val="0"/>
-          <w:i w:val="0"/>
-          <w:sz w:val="21"/>
-        </w:rPr>
-        <w:t>：Python AST编译检查，精确到行号</w:t>
+        <w:t>`verify_code_output()`verify_code_output()：Python AST编译检查，精确到行号</w:t>
       </w:r>
     </w:p>
     <w:p>
@@ -8623,25 +8191,7 @@
           <w:i w:val="0"/>
           <w:sz w:val="21"/>
         </w:rPr>
-        <w:t>`verify_citations()`</w:t>
-      </w:r>
-      <w:r>
-        <w:rPr>
-          <w:rFonts w:ascii="微软雅黑" w:hAnsi="微软雅黑" w:eastAsia="微软雅黑"/>
-          <w:b w:val="0"/>
-          <w:i w:val="0"/>
-          <w:sz w:val="21"/>
-        </w:rPr>
-        <w:t>verify_citations()</w:t>
-      </w:r>
-      <w:r>
-        <w:rPr>
-          <w:rFonts w:ascii="微软雅黑" w:hAnsi="微软雅黑" w:eastAsia="微软雅黑"/>
-          <w:b w:val="0"/>
-          <w:i w:val="0"/>
-          <w:sz w:val="21"/>
-        </w:rPr>
-        <w:t>：6种正则模式检测引用标注</w:t>
+        <w:t>`verify_citations()`verify_citations()：6种正则模式检测引用标注</w:t>
       </w:r>
     </w:p>
     <w:p>
@@ -8656,25 +8206,7 @@
           <w:i w:val="0"/>
           <w:sz w:val="21"/>
         </w:rPr>
-        <w:t>`self_correct()`</w:t>
-      </w:r>
-      <w:r>
-        <w:rPr>
-          <w:rFonts w:ascii="微软雅黑" w:hAnsi="微软雅黑" w:eastAsia="微软雅黑"/>
-          <w:b w:val="0"/>
-          <w:i w:val="0"/>
-          <w:sz w:val="21"/>
-        </w:rPr>
-        <w:t>self_correct()</w:t>
-      </w:r>
-      <w:r>
-        <w:rPr>
-          <w:rFonts w:ascii="微软雅黑" w:hAnsi="微软雅黑" w:eastAsia="微软雅黑"/>
-          <w:b w:val="0"/>
-          <w:i w:val="0"/>
-          <w:sz w:val="21"/>
-        </w:rPr>
-        <w:t>：LLM事实核查专家自我修正（温度0.2）</w:t>
+        <w:t>`self_correct()`self_correct()：LLM事实核查专家自我修正（温度0.2）</w:t>
       </w:r>
     </w:p>
     <w:p>
@@ -12021,34 +11553,7 @@
           <w:i w:val="0"/>
           <w:sz w:val="21"/>
         </w:rPr>
-        <w:t xml:space="preserve">（完整23个模型见源代码 </w:t>
-      </w:r>
-      <w:r>
-        <w:rPr>
-          <w:rFonts w:ascii="微软雅黑" w:hAnsi="微软雅黑" w:eastAsia="微软雅黑"/>
-          <w:b w:val="0"/>
-          <w:i w:val="0"/>
-          <w:sz w:val="21"/>
-        </w:rPr>
-        <w:t>`app/models/`</w:t>
-      </w:r>
-      <w:r>
-        <w:rPr>
-          <w:rFonts w:ascii="微软雅黑" w:hAnsi="微软雅黑" w:eastAsia="微软雅黑"/>
-          <w:b w:val="0"/>
-          <w:i w:val="0"/>
-          <w:sz w:val="21"/>
-        </w:rPr>
-        <w:t>app/models/</w:t>
-      </w:r>
-      <w:r>
-        <w:rPr>
-          <w:rFonts w:ascii="微软雅黑" w:hAnsi="微软雅黑" w:eastAsia="微软雅黑"/>
-          <w:b w:val="0"/>
-          <w:i w:val="0"/>
-          <w:sz w:val="21"/>
-        </w:rPr>
-        <w:t xml:space="preserve"> 目录）</w:t>
+        <w:t>（完整23个模型见源代码 `app/models/`app/models/ 目录）</w:t>
       </w:r>
     </w:p>
     <w:p>
@@ -12102,34 +11607,7 @@
           <w:i w:val="0"/>
           <w:sz w:val="21"/>
         </w:rPr>
-        <w:t>：</w:t>
-      </w:r>
-      <w:r>
-        <w:rPr>
-          <w:rFonts w:ascii="微软雅黑" w:hAnsi="微软雅黑" w:eastAsia="微软雅黑"/>
-          <w:b w:val="0"/>
-          <w:i w:val="0"/>
-          <w:sz w:val="21"/>
-        </w:rPr>
-        <w:t>`DAGPathPlanner`</w:t>
-      </w:r>
-      <w:r>
-        <w:rPr>
-          <w:rFonts w:ascii="微软雅黑" w:hAnsi="微软雅黑" w:eastAsia="微软雅黑"/>
-          <w:b w:val="0"/>
-          <w:i w:val="0"/>
-          <w:sz w:val="21"/>
-        </w:rPr>
-        <w:t>DAGPathPlanner</w:t>
-      </w:r>
-      <w:r>
-        <w:rPr>
-          <w:rFonts w:ascii="微软雅黑" w:hAnsi="微软雅黑" w:eastAsia="微软雅黑"/>
-          <w:b w:val="0"/>
-          <w:i w:val="0"/>
-          <w:sz w:val="21"/>
-        </w:rPr>
-        <w:t xml:space="preserve">  </w:t>
+        <w:t xml:space="preserve">：`DAGPathPlanner`DAGPathPlanner  </w:t>
       </w:r>
     </w:p>
     <w:p>
@@ -12148,25 +11626,7 @@
           <w:i w:val="0"/>
           <w:sz w:val="21"/>
         </w:rPr>
-        <w:t>：</w:t>
-      </w:r>
-      <w:r>
-        <w:rPr>
-          <w:rFonts w:ascii="微软雅黑" w:hAnsi="微软雅黑" w:eastAsia="微软雅黑"/>
-          <w:b w:val="0"/>
-          <w:i w:val="0"/>
-          <w:sz w:val="21"/>
-        </w:rPr>
-        <w:t>`backend/app/algorithms/path_planning_dag.py`</w:t>
-      </w:r>
-      <w:r>
-        <w:rPr>
-          <w:rFonts w:ascii="微软雅黑" w:hAnsi="微软雅黑" w:eastAsia="微软雅黑"/>
-          <w:b w:val="0"/>
-          <w:i w:val="0"/>
-          <w:sz w:val="21"/>
-        </w:rPr>
-        <w:t>backend/app/algorithms/path_planning_dag.py</w:t>
+        <w:t>：`backend/app/algorithms/path_planning_dag.py`backend/app/algorithms/path_planning_dag.py</w:t>
       </w:r>
     </w:p>
     <w:p>
@@ -12592,7 +12052,7 @@
           <w:color w:val="5A5A5A"/>
           <w:sz w:val="22"/>
         </w:rPr>
-        <w:t>6.1.3 简化BKT（贝叶斯知识追踪）</w:t>
+        <w:t>6.1.3 完整BKT（贝叶斯知识追踪）</w:t>
       </w:r>
     </w:p>
     <w:p>
@@ -12606,15 +12066,13 @@
           <w:rFonts w:ascii="Consolas" w:hAnsi="Consolas" w:eastAsia="Consolas"/>
           <w:sz w:val="18"/>
         </w:rPr>
-        <w:t>def _estimate_mastery_probability(kp_id, student_profile):</w:t>
+        <w:t>完整BKT：对每个知识点拟合隐马尔可夫模型</w:t>
         <w:br/>
-        <w:t xml:space="preserve">    """逻辑或近似：只要有一个前置掌握得好，就有较高概率掌握当前"""</w:t>
+        <w:t xml:space="preserve">    pyBKT使用EM估计prior/learns/guesses/slips参数</w:t>
         <w:br/>
-        <w:t xml:space="preserve">    P_master = 1 - prod(1 - P(prereq_i))</w:t>
+        <w:t xml:space="preserve">    输出学生掌握度后验概率与训练数据AUC</w:t>
         <w:br/>
-        <w:t xml:space="preserve">    # 结合实际掌握度：0.4 × 预测值 + 0.6 × 实际值</w:t>
-        <w:br/>
-        <w:t xml:space="preserve">    return 0.4 * P_master + 0.6 * actual_mastery</w:t>
+        <w:t xml:space="preserve">    ADPP注入BKT；未拟合时保留逻辑或近似作为回退</w:t>
         <w:br/>
       </w:r>
     </w:p>
@@ -12630,7 +12088,46 @@
           <w:color w:val="5A5A5A"/>
           <w:sz w:val="22"/>
         </w:rPr>
-        <w:t>6.1.4 加权拓扑排序</w:t>
+        <w:t>6.2 算法增强体系：GKT、IRT、NCD、FSRS与Thompson Sampling</w:t>
+      </w:r>
+    </w:p>
+    <w:p>
+      <w:r>
+        <w:rPr>
+          <w:rFonts w:ascii="微软雅黑" w:hAnsi="微软雅黑" w:eastAsia="微软雅黑"/>
+          <w:sz w:val="21"/>
+        </w:rPr>
+        <w:t>在完整BKT基础上，系统新增图知识追踪、认知诊断、记忆调度和自适应选题模块，形成从掌握度测量到学习决策的算法闭环。</w:t>
+      </w:r>
+    </w:p>
+    <w:p>
+      <w:pPr>
+        <w:spacing w:before="80" w:after="80"/>
+        <w:shd w:fill="F5F5F5" w:val="clear"/>
+      </w:pPr>
+      <w:r>
+        <w:rPr>
+          <w:rFonts w:ascii="Consolas" w:hAnsi="Consolas" w:eastAsia="Consolas"/>
+          <w:sz w:val="18"/>
+        </w:rPr>
+        <w:t>GKT：BKT掌握度 + 知识点依赖图 → 拉普拉斯归一化图卷积传播（alpha=0.6，2跳）</w:t>
+        <w:br/>
+        <w:t>IRT：1PL/2PL MAP估计学生能力theta、题目难度b与区分度a</w:t>
+        <w:br/>
+        <w:t>NCD：学生因子与题目因子逐元素交互，numpy梯度下降并施加非负单调约束</w:t>
+        <w:br/>
+        <w:t>FSRS：维护难度、稳定性、可提取性、状态和下次复习时间，卡片写入memory_cards</w:t>
+        <w:br/>
+        <w:t>Thompson Sampling：冷启动探索，接收奖励反馈后更新候选题目期望收益</w:t>
+      </w:r>
+    </w:p>
+    <w:p>
+      <w:r>
+        <w:rPr>
+          <w:rFonts w:ascii="微软雅黑" w:hAnsi="微软雅黑" w:eastAsia="微软雅黑"/>
+          <w:sz w:val="21"/>
+        </w:rPr>
+        <w:t>生命周期与边界：BKT/IRT拟合结果通过共享注册表复用；GKT依赖已拟合BKT；NCD诊断器和MAB选择器当前保存在进程内；FSRS通过数据库恢复。未拟合模型返回409，未知学生返回404，非法复习评分返回422。DKT、LinUCB和SM-17仍属于后续规划，不计入已完成实现。</w:t>
       </w:r>
     </w:p>
     <w:p>
@@ -13146,34 +12643,7 @@
           <w:i w:val="0"/>
           <w:sz w:val="21"/>
         </w:rPr>
-        <w:t>：</w:t>
-      </w:r>
-      <w:r>
-        <w:rPr>
-          <w:rFonts w:ascii="微软雅黑" w:hAnsi="微软雅黑" w:eastAsia="微软雅黑"/>
-          <w:b w:val="0"/>
-          <w:i w:val="0"/>
-          <w:sz w:val="21"/>
-        </w:rPr>
-        <w:t>`MultiFactorTrendAnalyzer`</w:t>
-      </w:r>
-      <w:r>
-        <w:rPr>
-          <w:rFonts w:ascii="微软雅黑" w:hAnsi="微软雅黑" w:eastAsia="微软雅黑"/>
-          <w:b w:val="0"/>
-          <w:i w:val="0"/>
-          <w:sz w:val="21"/>
-        </w:rPr>
-        <w:t>MultiFactorTrendAnalyzer</w:t>
-      </w:r>
-      <w:r>
-        <w:rPr>
-          <w:rFonts w:ascii="微软雅黑" w:hAnsi="微软雅黑" w:eastAsia="微软雅黑"/>
-          <w:b w:val="0"/>
-          <w:i w:val="0"/>
-          <w:sz w:val="21"/>
-        </w:rPr>
-        <w:t xml:space="preserve">  </w:t>
+        <w:t xml:space="preserve">：`MultiFactorTrendAnalyzer`MultiFactorTrendAnalyzer  </w:t>
       </w:r>
     </w:p>
     <w:p>
@@ -13192,25 +12662,7 @@
           <w:i w:val="0"/>
           <w:sz w:val="21"/>
         </w:rPr>
-        <w:t>：</w:t>
-      </w:r>
-      <w:r>
-        <w:rPr>
-          <w:rFonts w:ascii="微软雅黑" w:hAnsi="微软雅黑" w:eastAsia="微软雅黑"/>
-          <w:b w:val="0"/>
-          <w:i w:val="0"/>
-          <w:sz w:val="21"/>
-        </w:rPr>
-        <w:t>`backend/app/algorithms/trend_analysis.py`</w:t>
-      </w:r>
-      <w:r>
-        <w:rPr>
-          <w:rFonts w:ascii="微软雅黑" w:hAnsi="微软雅黑" w:eastAsia="微软雅黑"/>
-          <w:b w:val="0"/>
-          <w:i w:val="0"/>
-          <w:sz w:val="21"/>
-        </w:rPr>
-        <w:t>backend/app/algorithms/trend_analysis.py</w:t>
+        <w:t>：`backend/app/algorithms/trend_analysis.py`backend/app/algorithms/trend_analysis.py</w:t>
       </w:r>
     </w:p>
     <w:tbl>
@@ -13622,106 +13074,7 @@
           <w:i w:val="0"/>
           <w:sz w:val="21"/>
         </w:rPr>
-        <w:t>：</w:t>
-      </w:r>
-      <w:r>
-        <w:rPr>
-          <w:rFonts w:ascii="微软雅黑" w:hAnsi="微软雅黑" w:eastAsia="微软雅黑"/>
-          <w:b w:val="0"/>
-          <w:i w:val="0"/>
-          <w:sz w:val="21"/>
-        </w:rPr>
-        <w:t>`growth`</w:t>
-      </w:r>
-      <w:r>
-        <w:rPr>
-          <w:rFonts w:ascii="微软雅黑" w:hAnsi="微软雅黑" w:eastAsia="微软雅黑"/>
-          <w:b w:val="0"/>
-          <w:i w:val="0"/>
-          <w:sz w:val="21"/>
-        </w:rPr>
-        <w:t>growth</w:t>
-      </w:r>
-      <w:r>
-        <w:rPr>
-          <w:rFonts w:ascii="微软雅黑" w:hAnsi="微软雅黑" w:eastAsia="微软雅黑"/>
-          <w:b w:val="0"/>
-          <w:i w:val="0"/>
-          <w:sz w:val="21"/>
-        </w:rPr>
-        <w:t xml:space="preserve"> / </w:t>
-      </w:r>
-      <w:r>
-        <w:rPr>
-          <w:rFonts w:ascii="微软雅黑" w:hAnsi="微软雅黑" w:eastAsia="微软雅黑"/>
-          <w:b w:val="0"/>
-          <w:i w:val="0"/>
-          <w:sz w:val="21"/>
-        </w:rPr>
-        <w:t>`decline`</w:t>
-      </w:r>
-      <w:r>
-        <w:rPr>
-          <w:rFonts w:ascii="微软雅黑" w:hAnsi="微软雅黑" w:eastAsia="微软雅黑"/>
-          <w:b w:val="0"/>
-          <w:i w:val="0"/>
-          <w:sz w:val="21"/>
-        </w:rPr>
-        <w:t>decline</w:t>
-      </w:r>
-      <w:r>
-        <w:rPr>
-          <w:rFonts w:ascii="微软雅黑" w:hAnsi="微软雅黑" w:eastAsia="微软雅黑"/>
-          <w:b w:val="0"/>
-          <w:i w:val="0"/>
-          <w:sz w:val="21"/>
-        </w:rPr>
-        <w:t xml:space="preserve"> / </w:t>
-      </w:r>
-      <w:r>
-        <w:rPr>
-          <w:rFonts w:ascii="微软雅黑" w:hAnsi="微软雅黑" w:eastAsia="微软雅黑"/>
-          <w:b w:val="0"/>
-          <w:i w:val="0"/>
-          <w:sz w:val="21"/>
-        </w:rPr>
-        <w:t>`warning`</w:t>
-      </w:r>
-      <w:r>
-        <w:rPr>
-          <w:rFonts w:ascii="微软雅黑" w:hAnsi="微软雅黑" w:eastAsia="微软雅黑"/>
-          <w:b w:val="0"/>
-          <w:i w:val="0"/>
-          <w:sz w:val="21"/>
-        </w:rPr>
-        <w:t>warning</w:t>
-      </w:r>
-      <w:r>
-        <w:rPr>
-          <w:rFonts w:ascii="微软雅黑" w:hAnsi="微软雅黑" w:eastAsia="微软雅黑"/>
-          <w:b w:val="0"/>
-          <w:i w:val="0"/>
-          <w:sz w:val="21"/>
-        </w:rPr>
-        <w:t xml:space="preserve"> / </w:t>
-      </w:r>
-      <w:r>
-        <w:rPr>
-          <w:rFonts w:ascii="微软雅黑" w:hAnsi="微软雅黑" w:eastAsia="微软雅黑"/>
-          <w:b w:val="0"/>
-          <w:i w:val="0"/>
-          <w:sz w:val="21"/>
-        </w:rPr>
-        <w:t>`stable`</w:t>
-      </w:r>
-      <w:r>
-        <w:rPr>
-          <w:rFonts w:ascii="微软雅黑" w:hAnsi="微软雅黑" w:eastAsia="微软雅黑"/>
-          <w:b w:val="0"/>
-          <w:i w:val="0"/>
-          <w:sz w:val="21"/>
-        </w:rPr>
-        <w:t>stable</w:t>
+        <w:t>：`growth`growth / `decline`decline / `warning`warning / `stable`stable</w:t>
       </w:r>
     </w:p>
     <w:p>
@@ -13755,34 +13108,7 @@
           <w:i w:val="0"/>
           <w:sz w:val="21"/>
         </w:rPr>
-        <w:t>：</w:t>
-      </w:r>
-      <w:r>
-        <w:rPr>
-          <w:rFonts w:ascii="微软雅黑" w:hAnsi="微软雅黑" w:eastAsia="微软雅黑"/>
-          <w:b w:val="0"/>
-          <w:i w:val="0"/>
-          <w:sz w:val="21"/>
-        </w:rPr>
-        <w:t>`MultiDimWeightedMatcher`</w:t>
-      </w:r>
-      <w:r>
-        <w:rPr>
-          <w:rFonts w:ascii="微软雅黑" w:hAnsi="微软雅黑" w:eastAsia="微软雅黑"/>
-          <w:b w:val="0"/>
-          <w:i w:val="0"/>
-          <w:sz w:val="21"/>
-        </w:rPr>
-        <w:t>MultiDimWeightedMatcher</w:t>
-      </w:r>
-      <w:r>
-        <w:rPr>
-          <w:rFonts w:ascii="微软雅黑" w:hAnsi="微软雅黑" w:eastAsia="微软雅黑"/>
-          <w:b w:val="0"/>
-          <w:i w:val="0"/>
-          <w:sz w:val="21"/>
-        </w:rPr>
-        <w:t xml:space="preserve">  </w:t>
+        <w:t xml:space="preserve">：`MultiDimWeightedMatcher`MultiDimWeightedMatcher  </w:t>
       </w:r>
     </w:p>
     <w:p>
@@ -13801,25 +13127,7 @@
           <w:i w:val="0"/>
           <w:sz w:val="21"/>
         </w:rPr>
-        <w:t>：</w:t>
-      </w:r>
-      <w:r>
-        <w:rPr>
-          <w:rFonts w:ascii="微软雅黑" w:hAnsi="微软雅黑" w:eastAsia="微软雅黑"/>
-          <w:b w:val="0"/>
-          <w:i w:val="0"/>
-          <w:sz w:val="21"/>
-        </w:rPr>
-        <w:t>`backend/app/algorithms/weighted_matching.py`</w:t>
-      </w:r>
-      <w:r>
-        <w:rPr>
-          <w:rFonts w:ascii="微软雅黑" w:hAnsi="微软雅黑" w:eastAsia="微软雅黑"/>
-          <w:b w:val="0"/>
-          <w:i w:val="0"/>
-          <w:sz w:val="21"/>
-        </w:rPr>
-        <w:t>backend/app/algorithms/weighted_matching.py</w:t>
+        <w:t>：`backend/app/algorithms/weighted_matching.py`backend/app/algorithms/weighted_matching.py</w:t>
       </w:r>
     </w:p>
     <w:p>
@@ -13891,34 +13199,7 @@
           <w:i w:val="0"/>
           <w:sz w:val="21"/>
         </w:rPr>
-        <w:t>：</w:t>
-      </w:r>
-      <w:r>
-        <w:rPr>
-          <w:rFonts w:ascii="微软雅黑" w:hAnsi="微软雅黑" w:eastAsia="微软雅黑"/>
-          <w:b w:val="0"/>
-          <w:i w:val="0"/>
-          <w:sz w:val="21"/>
-        </w:rPr>
-        <w:t>`LearningEffectEvaluator`</w:t>
-      </w:r>
-      <w:r>
-        <w:rPr>
-          <w:rFonts w:ascii="微软雅黑" w:hAnsi="微软雅黑" w:eastAsia="微软雅黑"/>
-          <w:b w:val="0"/>
-          <w:i w:val="0"/>
-          <w:sz w:val="21"/>
-        </w:rPr>
-        <w:t>LearningEffectEvaluator</w:t>
-      </w:r>
-      <w:r>
-        <w:rPr>
-          <w:rFonts w:ascii="微软雅黑" w:hAnsi="微软雅黑" w:eastAsia="微软雅黑"/>
-          <w:b w:val="0"/>
-          <w:i w:val="0"/>
-          <w:sz w:val="21"/>
-        </w:rPr>
-        <w:t xml:space="preserve">  </w:t>
+        <w:t xml:space="preserve">：`LearningEffectEvaluator`LearningEffectEvaluator  </w:t>
       </w:r>
     </w:p>
     <w:p>
@@ -13937,25 +13218,7 @@
           <w:i w:val="0"/>
           <w:sz w:val="21"/>
         </w:rPr>
-        <w:t>：</w:t>
-      </w:r>
-      <w:r>
-        <w:rPr>
-          <w:rFonts w:ascii="微软雅黑" w:hAnsi="微软雅黑" w:eastAsia="微软雅黑"/>
-          <w:b w:val="0"/>
-          <w:i w:val="0"/>
-          <w:sz w:val="21"/>
-        </w:rPr>
-        <w:t>`backend/app/algorithms/effect_evaluation.py`</w:t>
-      </w:r>
-      <w:r>
-        <w:rPr>
-          <w:rFonts w:ascii="微软雅黑" w:hAnsi="微软雅黑" w:eastAsia="微软雅黑"/>
-          <w:b w:val="0"/>
-          <w:i w:val="0"/>
-          <w:sz w:val="21"/>
-        </w:rPr>
-        <w:t>backend/app/algorithms/effect_evaluation.py</w:t>
+        <w:t>：`backend/app/algorithms/effect_evaluation.py`backend/app/algorithms/effect_evaluation.py</w:t>
       </w:r>
     </w:p>
     <w:tbl>
@@ -14500,34 +13763,7 @@
           <w:i w:val="0"/>
           <w:sz w:val="21"/>
         </w:rPr>
-        <w:t xml:space="preserve">：只需修改环境变量 </w:t>
-      </w:r>
-      <w:r>
-        <w:rPr>
-          <w:rFonts w:ascii="微软雅黑" w:hAnsi="微软雅黑" w:eastAsia="微软雅黑"/>
-          <w:b w:val="0"/>
-          <w:i w:val="0"/>
-          <w:sz w:val="21"/>
-        </w:rPr>
-        <w:t>`DEFAULT_LLM_PROVIDER`</w:t>
-      </w:r>
-      <w:r>
-        <w:rPr>
-          <w:rFonts w:ascii="微软雅黑" w:hAnsi="微软雅黑" w:eastAsia="微软雅黑"/>
-          <w:b w:val="0"/>
-          <w:i w:val="0"/>
-          <w:sz w:val="21"/>
-        </w:rPr>
-        <w:t>DEFAULT_LLM_PROVIDER</w:t>
-      </w:r>
-      <w:r>
-        <w:rPr>
-          <w:rFonts w:ascii="微软雅黑" w:hAnsi="微软雅黑" w:eastAsia="微软雅黑"/>
-          <w:b w:val="0"/>
-          <w:i w:val="0"/>
-          <w:sz w:val="21"/>
-        </w:rPr>
-        <w:t>，零代码变更。</w:t>
+        <w:t>：只需修改环境变量 `DEFAULT_LLM_PROVIDER`DEFAULT_LLM_PROVIDER，零代码变更。</w:t>
       </w:r>
     </w:p>
     <w:p>
@@ -15582,34 +14818,7 @@
           <w:i w:val="0"/>
           <w:sz w:val="21"/>
         </w:rPr>
-        <w:t xml:space="preserve">所有智能体通过 </w:t>
-      </w:r>
-      <w:r>
-        <w:rPr>
-          <w:rFonts w:ascii="微软雅黑" w:hAnsi="微软雅黑" w:eastAsia="微软雅黑"/>
-          <w:b w:val="0"/>
-          <w:i w:val="0"/>
-          <w:sz w:val="21"/>
-        </w:rPr>
-        <w:t>`LLMFactory`</w:t>
-      </w:r>
-      <w:r>
-        <w:rPr>
-          <w:rFonts w:ascii="微软雅黑" w:hAnsi="微软雅黑" w:eastAsia="微软雅黑"/>
-          <w:b w:val="0"/>
-          <w:i w:val="0"/>
-          <w:sz w:val="21"/>
-        </w:rPr>
-        <w:t>LLMFactory</w:t>
-      </w:r>
-      <w:r>
-        <w:rPr>
-          <w:rFonts w:ascii="微软雅黑" w:hAnsi="微软雅黑" w:eastAsia="微软雅黑"/>
-          <w:b w:val="0"/>
-          <w:i w:val="0"/>
-          <w:sz w:val="21"/>
-        </w:rPr>
-        <w:t xml:space="preserve"> 获取LLM实例，无需关心底层提供商差异。</w:t>
+        <w:t>所有智能体通过 `LLMFactory`LLMFactory 获取LLM实例，无需关心底层提供商差异。</w:t>
       </w:r>
     </w:p>
     <w:p>
@@ -15643,25 +14852,7 @@
           <w:i w:val="0"/>
           <w:sz w:val="21"/>
         </w:rPr>
-        <w:t>`ainvoke()`</w:t>
-      </w:r>
-      <w:r>
-        <w:rPr>
-          <w:rFonts w:ascii="微软雅黑" w:hAnsi="微软雅黑" w:eastAsia="微软雅黑"/>
-          <w:b w:val="0"/>
-          <w:i w:val="0"/>
-          <w:sz w:val="21"/>
-        </w:rPr>
-        <w:t>ainvoke()</w:t>
-      </w:r>
-      <w:r>
-        <w:rPr>
-          <w:rFonts w:ascii="微软雅黑" w:hAnsi="微软雅黑" w:eastAsia="微软雅黑"/>
-          <w:b w:val="0"/>
-          <w:i w:val="0"/>
-          <w:sz w:val="21"/>
-        </w:rPr>
-        <w:t>：非流式对话</w:t>
+        <w:t>`ainvoke()`ainvoke()：非流式对话</w:t>
       </w:r>
     </w:p>
     <w:p>
@@ -15676,25 +14867,7 @@
           <w:i w:val="0"/>
           <w:sz w:val="21"/>
         </w:rPr>
-        <w:t>`astream()`</w:t>
-      </w:r>
-      <w:r>
-        <w:rPr>
-          <w:rFonts w:ascii="微软雅黑" w:hAnsi="微软雅黑" w:eastAsia="微软雅黑"/>
-          <w:b w:val="0"/>
-          <w:i w:val="0"/>
-          <w:sz w:val="21"/>
-        </w:rPr>
-        <w:t>astream()</w:t>
-      </w:r>
-      <w:r>
-        <w:rPr>
-          <w:rFonts w:ascii="微软雅黑" w:hAnsi="微软雅黑" w:eastAsia="微软雅黑"/>
-          <w:b w:val="0"/>
-          <w:i w:val="0"/>
-          <w:sz w:val="21"/>
-        </w:rPr>
-        <w:t>：流式对话（WebSocket传输）</w:t>
+        <w:t>`astream()`astream()：流式对话（WebSocket传输）</w:t>
       </w:r>
     </w:p>
     <w:p>
@@ -15709,25 +14882,7 @@
           <w:i w:val="0"/>
           <w:sz w:val="21"/>
         </w:rPr>
-        <w:t>`generate_json()`</w:t>
-      </w:r>
-      <w:r>
-        <w:rPr>
-          <w:rFonts w:ascii="微软雅黑" w:hAnsi="微软雅黑" w:eastAsia="微软雅黑"/>
-          <w:b w:val="0"/>
-          <w:i w:val="0"/>
-          <w:sz w:val="21"/>
-        </w:rPr>
-        <w:t>generate_json()</w:t>
-      </w:r>
-      <w:r>
-        <w:rPr>
-          <w:rFonts w:ascii="微软雅黑" w:hAnsi="微软雅黑" w:eastAsia="微软雅黑"/>
-          <w:b w:val="0"/>
-          <w:i w:val="0"/>
-          <w:sz w:val="21"/>
-        </w:rPr>
-        <w:t>：强制JSON输出</w:t>
+        <w:t>`generate_json()`generate_json()：强制JSON输出</w:t>
       </w:r>
     </w:p>
     <w:p>
@@ -15742,25 +14897,7 @@
           <w:i w:val="0"/>
           <w:sz w:val="21"/>
         </w:rPr>
-        <w:t>`count_tokens()`</w:t>
-      </w:r>
-      <w:r>
-        <w:rPr>
-          <w:rFonts w:ascii="微软雅黑" w:hAnsi="微软雅黑" w:eastAsia="微软雅黑"/>
-          <w:b w:val="0"/>
-          <w:i w:val="0"/>
-          <w:sz w:val="21"/>
-        </w:rPr>
-        <w:t>count_tokens()</w:t>
-      </w:r>
-      <w:r>
-        <w:rPr>
-          <w:rFonts w:ascii="微软雅黑" w:hAnsi="微软雅黑" w:eastAsia="微软雅黑"/>
-          <w:b w:val="0"/>
-          <w:i w:val="0"/>
-          <w:sz w:val="21"/>
-        </w:rPr>
-        <w:t>：Token计数</w:t>
+        <w:t>`count_tokens()`count_tokens()：Token计数</w:t>
       </w:r>
     </w:p>
     <w:p>
@@ -22107,34 +21244,7 @@
           <w:i w:val="0"/>
           <w:sz w:val="21"/>
         </w:rPr>
-        <w:t xml:space="preserve">使用 </w:t>
-      </w:r>
-      <w:r>
-        <w:rPr>
-          <w:rFonts w:ascii="微软雅黑" w:hAnsi="微软雅黑" w:eastAsia="微软雅黑"/>
-          <w:b w:val="0"/>
-          <w:i w:val="0"/>
-          <w:sz w:val="21"/>
-        </w:rPr>
-        <w:t>`StateGraph`</w:t>
-      </w:r>
-      <w:r>
-        <w:rPr>
-          <w:rFonts w:ascii="微软雅黑" w:hAnsi="微软雅黑" w:eastAsia="微软雅黑"/>
-          <w:b w:val="0"/>
-          <w:i w:val="0"/>
-          <w:sz w:val="21"/>
-        </w:rPr>
-        <w:t>StateGraph</w:t>
-      </w:r>
-      <w:r>
-        <w:rPr>
-          <w:rFonts w:ascii="微软雅黑" w:hAnsi="微软雅黑" w:eastAsia="微软雅黑"/>
-          <w:b w:val="0"/>
-          <w:i w:val="0"/>
-          <w:sz w:val="21"/>
-        </w:rPr>
-        <w:t xml:space="preserve"> 构建星型拓扑：</w:t>
+        <w:t>使用 `StateGraph`StateGraph 构建星型拓扑：</w:t>
       </w:r>
     </w:p>
     <w:p>
@@ -22310,34 +21420,7 @@
           <w:i w:val="0"/>
           <w:sz w:val="21"/>
         </w:rPr>
-        <w:t xml:space="preserve">标准化的 </w:t>
-      </w:r>
-      <w:r>
-        <w:rPr>
-          <w:rFonts w:ascii="微软雅黑" w:hAnsi="微软雅黑" w:eastAsia="微软雅黑"/>
-          <w:b w:val="0"/>
-          <w:i w:val="0"/>
-          <w:sz w:val="21"/>
-        </w:rPr>
-        <w:t>`AgentMessage`</w:t>
-      </w:r>
-      <w:r>
-        <w:rPr>
-          <w:rFonts w:ascii="微软雅黑" w:hAnsi="微软雅黑" w:eastAsia="微软雅黑"/>
-          <w:b w:val="0"/>
-          <w:i w:val="0"/>
-          <w:sz w:val="21"/>
-        </w:rPr>
-        <w:t>AgentMessage</w:t>
-      </w:r>
-      <w:r>
-        <w:rPr>
-          <w:rFonts w:ascii="微软雅黑" w:hAnsi="微软雅黑" w:eastAsia="微软雅黑"/>
-          <w:b w:val="0"/>
-          <w:i w:val="0"/>
-          <w:sz w:val="21"/>
-        </w:rPr>
-        <w:t xml:space="preserve"> 协议：</w:t>
+        <w:t>标准化的 `AgentMessage`AgentMessage 协议：</w:t>
       </w:r>
     </w:p>
     <w:p>
